--- a/chap6/Code/How To Run Examples Chapter 6.docx
+++ b/chap6/Code/How To Run Examples Chapter 6.docx
@@ -15,10 +15,69 @@
         <w:rPr>
           <w:b/>
           <w:bCs/>
+          <w:noProof/>
           <w:sz w:val="28"/>
           <w:szCs w:val="28"/>
         </w:rPr>
-        <w:t xml:space="preserve">How To Run Chapter </w:t>
+        <mc:AlternateContent>
+          <mc:Choice Requires="wpi">
+            <w:drawing>
+              <wp:anchor distT="0" distB="0" distL="114300" distR="114300" simplePos="0" relativeHeight="251669504" behindDoc="0" locked="0" layoutInCell="1" allowOverlap="1" wp14:anchorId="616D9164" wp14:editId="2C9D2EDA">
+                <wp:simplePos x="0" y="0"/>
+                <wp:positionH relativeFrom="column">
+                  <wp:posOffset>-1245855</wp:posOffset>
+                </wp:positionH>
+                <wp:positionV relativeFrom="paragraph">
+                  <wp:posOffset>-704805</wp:posOffset>
+                </wp:positionV>
+                <wp:extent cx="7920" cy="360"/>
+                <wp:effectExtent l="38100" t="38100" r="49530" b="38100"/>
+                <wp:wrapNone/>
+                <wp:docPr id="557675505" name="Ink 13"/>
+                <wp:cNvGraphicFramePr/>
+                <a:graphic xmlns:a="http://schemas.openxmlformats.org/drawingml/2006/main">
+                  <a:graphicData uri="http://schemas.microsoft.com/office/word/2010/wordprocessingInk">
+                    <w14:contentPart bwMode="auto" r:id="rId8">
+                      <w14:nvContentPartPr>
+                        <w14:cNvContentPartPr/>
+                      </w14:nvContentPartPr>
+                      <w14:xfrm>
+                        <a:off x="0" y="0"/>
+                        <a:ext cx="7920" cy="360"/>
+                      </w14:xfrm>
+                    </w14:contentPart>
+                  </a:graphicData>
+                </a:graphic>
+              </wp:anchor>
+            </w:drawing>
+          </mc:Choice>
+          <mc:Fallback>
+            <w:pict>
+              <v:shapetype w14:anchorId="53DD6F2B" id="_x0000_t75" coordsize="21600,21600" o:spt="75" o:preferrelative="t" path="m@4@5l@4@11@9@11@9@5xe" filled="f" stroked="f">
+                <v:stroke joinstyle="miter"/>
+                <v:formulas>
+                  <v:f eqn="if lineDrawn pixelLineWidth 0"/>
+                  <v:f eqn="sum @0 1 0"/>
+                  <v:f eqn="sum 0 0 @1"/>
+                  <v:f eqn="prod @2 1 2"/>
+                  <v:f eqn="prod @3 21600 pixelWidth"/>
+                  <v:f eqn="prod @3 21600 pixelHeight"/>
+                  <v:f eqn="sum @0 0 1"/>
+                  <v:f eqn="prod @6 1 2"/>
+                  <v:f eqn="prod @7 21600 pixelWidth"/>
+                  <v:f eqn="sum @8 21600 0"/>
+                  <v:f eqn="prod @7 21600 pixelHeight"/>
+                  <v:f eqn="sum @10 21600 0"/>
+                </v:formulas>
+                <v:path o:extrusionok="f" gradientshapeok="t" o:connecttype="rect"/>
+                <o:lock v:ext="edit" aspectratio="t"/>
+              </v:shapetype>
+              <v:shape id="Ink 13" o:spid="_x0000_s1026" type="#_x0000_t75" style="position:absolute;margin-left:-98.6pt;margin-top:-56pt;width:1.6pt;height:1.05pt;z-index:251669504;visibility:visible;mso-wrap-style:square;mso-wrap-distance-left:9pt;mso-wrap-distance-top:0;mso-wrap-distance-right:9pt;mso-wrap-distance-bottom:0;mso-position-horizontal:absolute;mso-position-horizontal-relative:text;mso-position-vertical:absolute;mso-position-vertical-relative:text" o:gfxdata="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">
+                <v:imagedata r:id="rId9" o:title=""/>
+              </v:shape>
+            </w:pict>
+          </mc:Fallback>
+        </mc:AlternateContent>
       </w:r>
       <w:r>
         <w:rPr>
@@ -27,7 +86,7 @@
           <w:sz w:val="28"/>
           <w:szCs w:val="28"/>
         </w:rPr>
-        <w:t xml:space="preserve">6 </w:t>
+        <w:t xml:space="preserve">How To Run Chapter </w:t>
       </w:r>
       <w:r>
         <w:rPr>
@@ -36,17 +95,26 @@
           <w:sz w:val="28"/>
           <w:szCs w:val="28"/>
         </w:rPr>
-        <w:t>Example Code</w:t>
-      </w:r>
-    </w:p>
-    <w:p>
-      <w:pPr>
+        <w:t xml:space="preserve">6 </w:t>
+      </w:r>
+      <w:r>
         <w:rPr>
           <w:b/>
           <w:bCs/>
           <w:sz w:val="28"/>
           <w:szCs w:val="28"/>
         </w:rPr>
+        <w:t>Example Code</w:t>
+      </w:r>
+    </w:p>
+    <w:p>
+      <w:pPr>
+        <w:rPr>
+          <w:b/>
+          <w:bCs/>
+          <w:sz w:val="28"/>
+          <w:szCs w:val="28"/>
+        </w:rPr>
       </w:pPr>
     </w:p>
     <w:p>
@@ -112,14 +180,6 @@
           <w:szCs w:val="24"/>
         </w:rPr>
       </w:pPr>
-    </w:p>
-    <w:p>
-      <w:pPr>
-        <w:rPr>
-          <w:sz w:val="24"/>
-          <w:szCs w:val="24"/>
-        </w:rPr>
-      </w:pPr>
       <w:r>
         <w:rPr>
           <w:sz w:val="24"/>
@@ -142,6 +202,35 @@
           <w:szCs w:val="24"/>
         </w:rPr>
         <w:t xml:space="preserve"> solution. However, you will have to set your printer to use IPP Basic Authentication, and example of how to do this for HP printers is shown in the chapter.</w:t>
+      </w:r>
+    </w:p>
+    <w:p>
+      <w:pPr>
+        <w:rPr>
+          <w:sz w:val="24"/>
+          <w:szCs w:val="24"/>
+        </w:rPr>
+      </w:pPr>
+      <w:r>
+        <w:rPr>
+          <w:sz w:val="24"/>
+          <w:szCs w:val="24"/>
+        </w:rPr>
+        <w:t xml:space="preserve">Note: These examples test the library functionality and require you to use your printer’s name (vice my test printer HPM528) and test job attributes. In Chapter 5, there is a simple job attributes file located in the </w:t>
+      </w:r>
+      <w:r>
+        <w:rPr>
+          <w:sz w:val="24"/>
+          <w:szCs w:val="24"/>
+        </w:rPr>
+        <w:t>\code\CsIppRequests\IppPrintRequest</w:t>
+      </w:r>
+      <w:r>
+        <w:rPr>
+          <w:sz w:val="24"/>
+          <w:szCs w:val="24"/>
+        </w:rPr>
+        <w:t xml:space="preserve"> path that you can use. </w:t>
       </w:r>
     </w:p>
     <w:p>
@@ -464,7 +553,7 @@
                     </pic:cNvPicPr>
                   </pic:nvPicPr>
                   <pic:blipFill>
-                    <a:blip r:embed="rId5">
+                    <a:blip r:embed="rId10">
                       <a:extLst>
                         <a:ext uri="{28A0092B-C50C-407E-A947-70E740481C1C}">
                           <a14:useLocalDpi xmlns:a14="http://schemas.microsoft.com/office/drawing/2010/main" val="0"/>
@@ -515,6 +604,1321 @@
         </w:rPr>
         <w:t>The DLL is created in the CsIppRequestLib Project which is in the same Solution.</w:t>
       </w:r>
+    </w:p>
+    <w:p>
+      <w:pPr>
+        <w:rPr>
+          <w:sz w:val="24"/>
+          <w:szCs w:val="24"/>
+        </w:rPr>
+      </w:pPr>
+    </w:p>
+    <w:p>
+      <w:pPr>
+        <w:rPr>
+          <w:sz w:val="24"/>
+          <w:szCs w:val="24"/>
+          <w:u w:val="single"/>
+        </w:rPr>
+      </w:pPr>
+      <w:r>
+        <w:rPr>
+          <w:sz w:val="24"/>
+          <w:szCs w:val="24"/>
+          <w:u w:val="single"/>
+        </w:rPr>
+        <w:t>Examples:</w:t>
+      </w:r>
+    </w:p>
+    <w:p>
+      <w:pPr>
+        <w:rPr>
+          <w:sz w:val="24"/>
+          <w:szCs w:val="24"/>
+        </w:rPr>
+      </w:pPr>
+      <w:r>
+        <w:rPr>
+          <w:sz w:val="24"/>
+          <w:szCs w:val="24"/>
+          <w:highlight w:val="yellow"/>
+        </w:rPr>
+        <w:t>Note: items highlighted will require your own names – i.e. for printers or job attributes file.</w:t>
+      </w:r>
+    </w:p>
+    <w:p>
+      <w:pPr>
+        <w:rPr>
+          <w:b/>
+          <w:bCs/>
+          <w:sz w:val="24"/>
+          <w:szCs w:val="24"/>
+        </w:rPr>
+      </w:pPr>
+      <w:r>
+        <w:rPr>
+          <w:b/>
+          <w:bCs/>
+          <w:sz w:val="24"/>
+          <w:szCs w:val="24"/>
+        </w:rPr>
+        <w:t>To validate</w:t>
+      </w:r>
+      <w:r>
+        <w:rPr>
+          <w:b/>
+          <w:bCs/>
+          <w:sz w:val="24"/>
+          <w:szCs w:val="24"/>
+        </w:rPr>
+        <w:t xml:space="preserve"> a job</w:t>
+      </w:r>
+      <w:r>
+        <w:rPr>
+          <w:b/>
+          <w:bCs/>
+          <w:sz w:val="24"/>
+          <w:szCs w:val="24"/>
+        </w:rPr>
+        <w:t>:</w:t>
+      </w:r>
+    </w:p>
+    <w:p>
+      <w:pPr>
+        <w:rPr>
+          <w:color w:val="70AD47" w:themeColor="accent6"/>
+          <w:sz w:val="24"/>
+          <w:szCs w:val="24"/>
+        </w:rPr>
+      </w:pPr>
+      <w:r>
+        <w:rPr>
+          <w:noProof/>
+          <w:color w:val="70AD47" w:themeColor="accent6"/>
+          <w:sz w:val="24"/>
+          <w:szCs w:val="24"/>
+        </w:rPr>
+        <mc:AlternateContent>
+          <mc:Choice Requires="wpi">
+            <w:drawing>
+              <wp:anchor distT="0" distB="0" distL="114300" distR="114300" simplePos="0" relativeHeight="251664384" behindDoc="0" locked="0" layoutInCell="1" allowOverlap="1" wp14:anchorId="2EA45506" wp14:editId="5ABEDD55">
+                <wp:simplePos x="0" y="0"/>
+                <wp:positionH relativeFrom="column">
+                  <wp:posOffset>609585</wp:posOffset>
+                </wp:positionH>
+                <wp:positionV relativeFrom="paragraph">
+                  <wp:posOffset>462085</wp:posOffset>
+                </wp:positionV>
+                <wp:extent cx="971550" cy="635"/>
+                <wp:effectExtent l="95250" t="152400" r="95250" b="151765"/>
+                <wp:wrapNone/>
+                <wp:docPr id="1011686499" name="Ink 6"/>
+                <wp:cNvGraphicFramePr/>
+                <a:graphic xmlns:a="http://schemas.openxmlformats.org/drawingml/2006/main">
+                  <a:graphicData uri="http://schemas.microsoft.com/office/word/2010/wordprocessingInk">
+                    <w14:contentPart bwMode="auto" r:id="rId11">
+                      <w14:nvContentPartPr>
+                        <w14:cNvContentPartPr/>
+                      </w14:nvContentPartPr>
+                      <w14:xfrm>
+                        <a:off x="0" y="0"/>
+                        <a:ext cx="971550" cy="635"/>
+                      </w14:xfrm>
+                    </w14:contentPart>
+                  </a:graphicData>
+                </a:graphic>
+                <wp14:sizeRelH relativeFrom="margin">
+                  <wp14:pctWidth>0</wp14:pctWidth>
+                </wp14:sizeRelH>
+              </wp:anchor>
+            </w:drawing>
+          </mc:Choice>
+          <mc:Fallback>
+            <w:pict>
+              <v:shape w14:anchorId="257D4170" id="Ink 6" o:spid="_x0000_s1026" type="#_x0000_t75" style="position:absolute;margin-left:43.75pt;margin-top:21.4pt;width:84.95pt;height:30pt;z-index:251664384;visibility:visible;mso-wrap-style:square;mso-width-percent:0;mso-wrap-distance-left:9pt;mso-wrap-distance-top:0;mso-wrap-distance-right:9pt;mso-wrap-distance-bottom:0;mso-position-horizontal:absolute;mso-position-horizontal-relative:text;mso-position-vertical:absolute;mso-position-vertical-relative:text;mso-width-percent:0;mso-width-relative:margin" o:gfxdata="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">
+                <v:imagedata r:id="rId12" o:title=""/>
+              </v:shape>
+            </w:pict>
+          </mc:Fallback>
+        </mc:AlternateContent>
+      </w:r>
+      <w:r>
+        <w:rPr>
+          <w:color w:val="70AD47" w:themeColor="accent6"/>
+          <w:sz w:val="24"/>
+          <w:szCs w:val="24"/>
+        </w:rPr>
+        <w:t>C:\Users\jpmsp&gt;"D:\BACKUP\IPP Book\Chap6 Additional RFC IPP Operations\Code\CsIppRequests\IppPrintRequest\bin\Release\IppPrintRequest.exe" c:\temp\jobattributes.txt</w:t>
+      </w:r>
+    </w:p>
+    <w:p>
+      <w:pPr>
+        <w:rPr>
+          <w:color w:val="70AD47" w:themeColor="accent6"/>
+          <w:sz w:val="24"/>
+          <w:szCs w:val="24"/>
+        </w:rPr>
+      </w:pPr>
+      <w:r>
+        <w:rPr>
+          <w:color w:val="70AD47" w:themeColor="accent6"/>
+          <w:sz w:val="24"/>
+          <w:szCs w:val="24"/>
+        </w:rPr>
+        <w:t>Enter the IPP printer to use:</w:t>
+      </w:r>
+    </w:p>
+    <w:p>
+      <w:pPr>
+        <w:rPr>
+          <w:color w:val="70AD47" w:themeColor="accent6"/>
+          <w:sz w:val="24"/>
+          <w:szCs w:val="24"/>
+        </w:rPr>
+      </w:pPr>
+      <w:r>
+        <w:rPr>
+          <w:noProof/>
+          <w:color w:val="70AD47" w:themeColor="accent6"/>
+          <w:sz w:val="24"/>
+          <w:szCs w:val="24"/>
+        </w:rPr>
+        <mc:AlternateContent>
+          <mc:Choice Requires="wpi">
+            <w:drawing>
+              <wp:anchor distT="0" distB="0" distL="114300" distR="114300" simplePos="0" relativeHeight="251660288" behindDoc="0" locked="0" layoutInCell="1" allowOverlap="1" wp14:anchorId="274FDCFC" wp14:editId="34A3D006">
+                <wp:simplePos x="0" y="0"/>
+                <wp:positionH relativeFrom="column">
+                  <wp:posOffset>-95295</wp:posOffset>
+                </wp:positionH>
+                <wp:positionV relativeFrom="paragraph">
+                  <wp:posOffset>65090</wp:posOffset>
+                </wp:positionV>
+                <wp:extent cx="647700" cy="38100"/>
+                <wp:effectExtent l="95250" t="152400" r="114300" b="152400"/>
+                <wp:wrapNone/>
+                <wp:docPr id="1903461858" name="Ink 2"/>
+                <wp:cNvGraphicFramePr/>
+                <a:graphic xmlns:a="http://schemas.openxmlformats.org/drawingml/2006/main">
+                  <a:graphicData uri="http://schemas.microsoft.com/office/word/2010/wordprocessingInk">
+                    <w14:contentPart bwMode="auto" r:id="rId13">
+                      <w14:nvContentPartPr>
+                        <w14:cNvContentPartPr/>
+                      </w14:nvContentPartPr>
+                      <w14:xfrm>
+                        <a:off x="0" y="0"/>
+                        <a:ext cx="647700" cy="38100"/>
+                      </w14:xfrm>
+                    </w14:contentPart>
+                  </a:graphicData>
+                </a:graphic>
+                <wp14:sizeRelH relativeFrom="margin">
+                  <wp14:pctWidth>0</wp14:pctWidth>
+                </wp14:sizeRelH>
+                <wp14:sizeRelV relativeFrom="margin">
+                  <wp14:pctHeight>0</wp14:pctHeight>
+                </wp14:sizeRelV>
+              </wp:anchor>
+            </w:drawing>
+          </mc:Choice>
+          <mc:Fallback>
+            <w:pict>
+              <v:shape w14:anchorId="41CF76B2" id="Ink 2" o:spid="_x0000_s1026" type="#_x0000_t75" style="position:absolute;margin-left:-11.75pt;margin-top:-3.3pt;width:59.45pt;height:19.95pt;z-index:251660288;visibility:visible;mso-wrap-style:square;mso-width-percent:0;mso-height-percent:0;mso-wrap-distance-left:9pt;mso-wrap-distance-top:0;mso-wrap-distance-right:9pt;mso-wrap-distance-bottom:0;mso-position-horizontal:absolute;mso-position-horizontal-relative:text;mso-position-vertical:absolute;mso-position-vertical-relative:text;mso-width-percent:0;mso-height-percent:0;mso-width-relative:margin;mso-height-relative:margin" o:gfxdata="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">
+                <v:imagedata r:id="rId14" o:title=""/>
+              </v:shape>
+            </w:pict>
+          </mc:Fallback>
+        </mc:AlternateContent>
+      </w:r>
+      <w:r>
+        <w:rPr>
+          <w:color w:val="70AD47" w:themeColor="accent6"/>
+          <w:sz w:val="24"/>
+          <w:szCs w:val="24"/>
+        </w:rPr>
+        <w:t>hpm528</w:t>
+      </w:r>
+    </w:p>
+    <w:p>
+      <w:pPr>
+        <w:rPr>
+          <w:color w:val="70AD47" w:themeColor="accent6"/>
+          <w:sz w:val="24"/>
+          <w:szCs w:val="24"/>
+        </w:rPr>
+      </w:pPr>
+      <w:r>
+        <w:rPr>
+          <w:color w:val="70AD47" w:themeColor="accent6"/>
+          <w:sz w:val="24"/>
+          <w:szCs w:val="24"/>
+        </w:rPr>
+        <w:t xml:space="preserve">Would you like to </w:t>
+      </w:r>
+      <w:proofErr w:type="spellStart"/>
+      <w:r>
+        <w:rPr>
+          <w:color w:val="70AD47" w:themeColor="accent6"/>
+          <w:sz w:val="24"/>
+          <w:szCs w:val="24"/>
+        </w:rPr>
+        <w:t>getattributes</w:t>
+      </w:r>
+      <w:proofErr w:type="spellEnd"/>
+      <w:r>
+        <w:rPr>
+          <w:color w:val="70AD47" w:themeColor="accent6"/>
+          <w:sz w:val="24"/>
+          <w:szCs w:val="24"/>
+        </w:rPr>
+        <w:t xml:space="preserve">, validate, create, cancel, </w:t>
+      </w:r>
+      <w:proofErr w:type="spellStart"/>
+      <w:r>
+        <w:rPr>
+          <w:color w:val="70AD47" w:themeColor="accent6"/>
+          <w:sz w:val="24"/>
+          <w:szCs w:val="24"/>
+        </w:rPr>
+        <w:t>senddoc</w:t>
+      </w:r>
+      <w:proofErr w:type="spellEnd"/>
+      <w:r>
+        <w:rPr>
+          <w:color w:val="70AD47" w:themeColor="accent6"/>
+          <w:sz w:val="24"/>
+          <w:szCs w:val="24"/>
+        </w:rPr>
+        <w:t xml:space="preserve">, </w:t>
+      </w:r>
+      <w:proofErr w:type="spellStart"/>
+      <w:r>
+        <w:rPr>
+          <w:color w:val="70AD47" w:themeColor="accent6"/>
+          <w:sz w:val="24"/>
+          <w:szCs w:val="24"/>
+        </w:rPr>
+        <w:t>getjobs</w:t>
+      </w:r>
+      <w:proofErr w:type="spellEnd"/>
+      <w:r>
+        <w:rPr>
+          <w:color w:val="70AD47" w:themeColor="accent6"/>
+          <w:sz w:val="24"/>
+          <w:szCs w:val="24"/>
+        </w:rPr>
+        <w:t xml:space="preserve">, identify, </w:t>
+      </w:r>
+      <w:proofErr w:type="spellStart"/>
+      <w:r>
+        <w:rPr>
+          <w:color w:val="70AD47" w:themeColor="accent6"/>
+          <w:sz w:val="24"/>
+          <w:szCs w:val="24"/>
+        </w:rPr>
+        <w:t>jobattributes</w:t>
+      </w:r>
+      <w:proofErr w:type="spellEnd"/>
+      <w:r>
+        <w:rPr>
+          <w:color w:val="70AD47" w:themeColor="accent6"/>
+          <w:sz w:val="24"/>
+          <w:szCs w:val="24"/>
+        </w:rPr>
+        <w:t xml:space="preserve">, or </w:t>
+      </w:r>
+      <w:proofErr w:type="spellStart"/>
+      <w:r>
+        <w:rPr>
+          <w:color w:val="70AD47" w:themeColor="accent6"/>
+          <w:sz w:val="24"/>
+          <w:szCs w:val="24"/>
+        </w:rPr>
+        <w:t>printjob</w:t>
+      </w:r>
+      <w:proofErr w:type="spellEnd"/>
+      <w:r>
+        <w:rPr>
+          <w:color w:val="70AD47" w:themeColor="accent6"/>
+          <w:sz w:val="24"/>
+          <w:szCs w:val="24"/>
+        </w:rPr>
+        <w:t>?</w:t>
+      </w:r>
+    </w:p>
+    <w:p>
+      <w:pPr>
+        <w:rPr>
+          <w:color w:val="70AD47" w:themeColor="accent6"/>
+          <w:sz w:val="24"/>
+          <w:szCs w:val="24"/>
+        </w:rPr>
+      </w:pPr>
+      <w:r>
+        <w:rPr>
+          <w:color w:val="70AD47" w:themeColor="accent6"/>
+          <w:sz w:val="24"/>
+          <w:szCs w:val="24"/>
+        </w:rPr>
+        <w:t>Validate</w:t>
+      </w:r>
+    </w:p>
+    <w:p>
+      <w:pPr>
+        <w:rPr>
+          <w:sz w:val="24"/>
+          <w:szCs w:val="24"/>
+        </w:rPr>
+      </w:pPr>
+      <w:r>
+        <w:rPr>
+          <w:sz w:val="24"/>
+          <w:szCs w:val="24"/>
+        </w:rPr>
+        <w:t>The reply:</w:t>
+      </w:r>
+    </w:p>
+    <w:p>
+      <w:pPr>
+        <w:rPr>
+          <w:color w:val="4472C4" w:themeColor="accent1"/>
+          <w:sz w:val="24"/>
+          <w:szCs w:val="24"/>
+        </w:rPr>
+      </w:pPr>
+      <w:r>
+        <w:rPr>
+          <w:color w:val="4472C4" w:themeColor="accent1"/>
+          <w:sz w:val="24"/>
+          <w:szCs w:val="24"/>
+        </w:rPr>
+        <w:t>Status: 1</w:t>
+      </w:r>
+    </w:p>
+    <w:p>
+      <w:pPr>
+        <w:rPr>
+          <w:color w:val="4472C4" w:themeColor="accent1"/>
+          <w:sz w:val="24"/>
+          <w:szCs w:val="24"/>
+        </w:rPr>
+      </w:pPr>
+      <w:r>
+        <w:rPr>
+          <w:color w:val="4472C4" w:themeColor="accent1"/>
+          <w:sz w:val="24"/>
+          <w:szCs w:val="24"/>
+        </w:rPr>
+        <w:t>Job attributes successfully validated against printer</w:t>
+      </w:r>
+    </w:p>
+    <w:p>
+      <w:pPr>
+        <w:rPr>
+          <w:color w:val="4472C4" w:themeColor="accent1"/>
+          <w:sz w:val="24"/>
+          <w:szCs w:val="24"/>
+        </w:rPr>
+      </w:pPr>
+      <w:r>
+        <w:rPr>
+          <w:color w:val="4472C4" w:themeColor="accent1"/>
+          <w:sz w:val="24"/>
+          <w:szCs w:val="24"/>
+        </w:rPr>
+        <w:t>IPP print request completed</w:t>
+      </w:r>
+    </w:p>
+    <w:p>
+      <w:pPr>
+        <w:rPr>
+          <w:color w:val="4472C4" w:themeColor="accent1"/>
+          <w:sz w:val="24"/>
+          <w:szCs w:val="24"/>
+        </w:rPr>
+      </w:pPr>
+    </w:p>
+    <w:p>
+      <w:pPr>
+        <w:rPr>
+          <w:b/>
+          <w:bCs/>
+          <w:color w:val="000000" w:themeColor="text1"/>
+          <w:sz w:val="24"/>
+          <w:szCs w:val="24"/>
+        </w:rPr>
+      </w:pPr>
+      <w:r>
+        <w:rPr>
+          <w:b/>
+          <w:bCs/>
+          <w:color w:val="000000" w:themeColor="text1"/>
+          <w:sz w:val="24"/>
+          <w:szCs w:val="24"/>
+        </w:rPr>
+        <w:t>To create</w:t>
+      </w:r>
+      <w:r>
+        <w:rPr>
+          <w:b/>
+          <w:bCs/>
+          <w:color w:val="000000" w:themeColor="text1"/>
+          <w:sz w:val="24"/>
+          <w:szCs w:val="24"/>
+        </w:rPr>
+        <w:t xml:space="preserve"> a job</w:t>
+      </w:r>
+      <w:r>
+        <w:rPr>
+          <w:b/>
+          <w:bCs/>
+          <w:color w:val="000000" w:themeColor="text1"/>
+          <w:sz w:val="24"/>
+          <w:szCs w:val="24"/>
+        </w:rPr>
+        <w:t>:</w:t>
+      </w:r>
+    </w:p>
+    <w:p>
+      <w:pPr>
+        <w:rPr>
+          <w:color w:val="70AD47" w:themeColor="accent6"/>
+          <w:sz w:val="24"/>
+          <w:szCs w:val="24"/>
+        </w:rPr>
+      </w:pPr>
+      <w:r>
+        <w:rPr>
+          <w:noProof/>
+          <w:color w:val="70AD47" w:themeColor="accent6"/>
+          <w:sz w:val="24"/>
+          <w:szCs w:val="24"/>
+        </w:rPr>
+        <mc:AlternateContent>
+          <mc:Choice Requires="wpi">
+            <w:drawing>
+              <wp:anchor distT="0" distB="0" distL="114300" distR="114300" simplePos="0" relativeHeight="251665408" behindDoc="0" locked="0" layoutInCell="1" allowOverlap="1" wp14:anchorId="6440DF6B" wp14:editId="64D713EA">
+                <wp:simplePos x="0" y="0"/>
+                <wp:positionH relativeFrom="column">
+                  <wp:posOffset>571425</wp:posOffset>
+                </wp:positionH>
+                <wp:positionV relativeFrom="paragraph">
+                  <wp:posOffset>494780</wp:posOffset>
+                </wp:positionV>
+                <wp:extent cx="1009440" cy="20520"/>
+                <wp:effectExtent l="95250" t="152400" r="95885" b="151130"/>
+                <wp:wrapNone/>
+                <wp:docPr id="847917700" name="Ink 7"/>
+                <wp:cNvGraphicFramePr/>
+                <a:graphic xmlns:a="http://schemas.openxmlformats.org/drawingml/2006/main">
+                  <a:graphicData uri="http://schemas.microsoft.com/office/word/2010/wordprocessingInk">
+                    <w14:contentPart bwMode="auto" r:id="rId15">
+                      <w14:nvContentPartPr>
+                        <w14:cNvContentPartPr/>
+                      </w14:nvContentPartPr>
+                      <w14:xfrm>
+                        <a:off x="0" y="0"/>
+                        <a:ext cx="1009440" cy="20520"/>
+                      </w14:xfrm>
+                    </w14:contentPart>
+                  </a:graphicData>
+                </a:graphic>
+              </wp:anchor>
+            </w:drawing>
+          </mc:Choice>
+          <mc:Fallback>
+            <w:pict>
+              <v:shape w14:anchorId="19D7170C" id="Ink 7" o:spid="_x0000_s1026" type="#_x0000_t75" style="position:absolute;margin-left:40.75pt;margin-top:30.45pt;width:88pt;height:18.6pt;z-index:251665408;visibility:visible;mso-wrap-style:square;mso-wrap-distance-left:9pt;mso-wrap-distance-top:0;mso-wrap-distance-right:9pt;mso-wrap-distance-bottom:0;mso-position-horizontal:absolute;mso-position-horizontal-relative:text;mso-position-vertical:absolute;mso-position-vertical-relative:text" o:gfxdata="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">
+                <v:imagedata r:id="rId16" o:title=""/>
+              </v:shape>
+            </w:pict>
+          </mc:Fallback>
+        </mc:AlternateContent>
+      </w:r>
+      <w:r>
+        <w:rPr>
+          <w:color w:val="70AD47" w:themeColor="accent6"/>
+          <w:sz w:val="24"/>
+          <w:szCs w:val="24"/>
+        </w:rPr>
+        <w:t>C:\Users\jpmsp&gt;"D:\BACKUP\IPP Book\Chap6 Additional RFC IPP Operations\Code\CsIppRequests\IppPrintRequest\bin\Release\IppPrintRequest.exe" c:\temp\jobattributes.txt</w:t>
+      </w:r>
+    </w:p>
+    <w:p>
+      <w:pPr>
+        <w:rPr>
+          <w:color w:val="70AD47" w:themeColor="accent6"/>
+          <w:sz w:val="24"/>
+          <w:szCs w:val="24"/>
+        </w:rPr>
+      </w:pPr>
+      <w:r>
+        <w:rPr>
+          <w:color w:val="70AD47" w:themeColor="accent6"/>
+          <w:sz w:val="24"/>
+          <w:szCs w:val="24"/>
+        </w:rPr>
+        <w:t>Enter the IPP printer to use:</w:t>
+      </w:r>
+    </w:p>
+    <w:p>
+      <w:pPr>
+        <w:rPr>
+          <w:color w:val="70AD47" w:themeColor="accent6"/>
+          <w:sz w:val="24"/>
+          <w:szCs w:val="24"/>
+        </w:rPr>
+      </w:pPr>
+      <w:r>
+        <w:rPr>
+          <w:noProof/>
+          <w:color w:val="70AD47" w:themeColor="accent6"/>
+          <w:sz w:val="24"/>
+          <w:szCs w:val="24"/>
+        </w:rPr>
+        <mc:AlternateContent>
+          <mc:Choice Requires="wpi">
+            <w:drawing>
+              <wp:anchor distT="0" distB="0" distL="114300" distR="114300" simplePos="0" relativeHeight="251662336" behindDoc="0" locked="0" layoutInCell="1" allowOverlap="1" wp14:anchorId="171242FB" wp14:editId="1843D519">
+                <wp:simplePos x="0" y="0"/>
+                <wp:positionH relativeFrom="column">
+                  <wp:posOffset>0</wp:posOffset>
+                </wp:positionH>
+                <wp:positionV relativeFrom="paragraph">
+                  <wp:posOffset>118110</wp:posOffset>
+                </wp:positionV>
+                <wp:extent cx="591185" cy="635"/>
+                <wp:effectExtent l="95250" t="152400" r="94615" b="151765"/>
+                <wp:wrapNone/>
+                <wp:docPr id="1315537251" name="Ink 4"/>
+                <wp:cNvGraphicFramePr/>
+                <a:graphic xmlns:a="http://schemas.openxmlformats.org/drawingml/2006/main">
+                  <a:graphicData uri="http://schemas.microsoft.com/office/word/2010/wordprocessingInk">
+                    <w14:contentPart bwMode="auto" r:id="rId17">
+                      <w14:nvContentPartPr>
+                        <w14:cNvContentPartPr/>
+                      </w14:nvContentPartPr>
+                      <w14:xfrm>
+                        <a:off x="0" y="0"/>
+                        <a:ext cx="591185" cy="635"/>
+                      </w14:xfrm>
+                    </w14:contentPart>
+                  </a:graphicData>
+                </a:graphic>
+                <wp14:sizeRelH relativeFrom="margin">
+                  <wp14:pctWidth>0</wp14:pctWidth>
+                </wp14:sizeRelH>
+                <wp14:sizeRelV relativeFrom="margin">
+                  <wp14:pctHeight>0</wp14:pctHeight>
+                </wp14:sizeRelV>
+              </wp:anchor>
+            </w:drawing>
+          </mc:Choice>
+          <mc:Fallback>
+            <w:pict>
+              <v:shape w14:anchorId="41F3FA89" id="Ink 4" o:spid="_x0000_s1026" type="#_x0000_t75" style="position:absolute;margin-left:-4.25pt;margin-top:-5.7pt;width:55pt;height:30pt;z-index:251662336;visibility:visible;mso-wrap-style:square;mso-width-percent:0;mso-height-percent:0;mso-wrap-distance-left:9pt;mso-wrap-distance-top:0;mso-wrap-distance-right:9pt;mso-wrap-distance-bottom:0;mso-position-horizontal:absolute;mso-position-horizontal-relative:text;mso-position-vertical:absolute;mso-position-vertical-relative:text;mso-width-percent:0;mso-height-percent:0;mso-width-relative:margin;mso-height-relative:margin" o:gfxdata="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">
+                <v:imagedata r:id="rId18" o:title=""/>
+              </v:shape>
+            </w:pict>
+          </mc:Fallback>
+        </mc:AlternateContent>
+      </w:r>
+      <w:r>
+        <w:rPr>
+          <w:color w:val="70AD47" w:themeColor="accent6"/>
+          <w:sz w:val="24"/>
+          <w:szCs w:val="24"/>
+        </w:rPr>
+        <w:t>HPM528</w:t>
+      </w:r>
+    </w:p>
+    <w:p>
+      <w:pPr>
+        <w:rPr>
+          <w:color w:val="70AD47" w:themeColor="accent6"/>
+          <w:sz w:val="24"/>
+          <w:szCs w:val="24"/>
+        </w:rPr>
+      </w:pPr>
+      <w:r>
+        <w:rPr>
+          <w:color w:val="70AD47" w:themeColor="accent6"/>
+          <w:sz w:val="24"/>
+          <w:szCs w:val="24"/>
+        </w:rPr>
+        <w:t xml:space="preserve">Would you like to </w:t>
+      </w:r>
+      <w:proofErr w:type="spellStart"/>
+      <w:r>
+        <w:rPr>
+          <w:color w:val="70AD47" w:themeColor="accent6"/>
+          <w:sz w:val="24"/>
+          <w:szCs w:val="24"/>
+        </w:rPr>
+        <w:t>getattributes</w:t>
+      </w:r>
+      <w:proofErr w:type="spellEnd"/>
+      <w:r>
+        <w:rPr>
+          <w:color w:val="70AD47" w:themeColor="accent6"/>
+          <w:sz w:val="24"/>
+          <w:szCs w:val="24"/>
+        </w:rPr>
+        <w:t xml:space="preserve">, validate, create, cancel, </w:t>
+      </w:r>
+      <w:proofErr w:type="spellStart"/>
+      <w:r>
+        <w:rPr>
+          <w:color w:val="70AD47" w:themeColor="accent6"/>
+          <w:sz w:val="24"/>
+          <w:szCs w:val="24"/>
+        </w:rPr>
+        <w:t>senddoc</w:t>
+      </w:r>
+      <w:proofErr w:type="spellEnd"/>
+      <w:r>
+        <w:rPr>
+          <w:color w:val="70AD47" w:themeColor="accent6"/>
+          <w:sz w:val="24"/>
+          <w:szCs w:val="24"/>
+        </w:rPr>
+        <w:t xml:space="preserve">, </w:t>
+      </w:r>
+      <w:proofErr w:type="spellStart"/>
+      <w:r>
+        <w:rPr>
+          <w:color w:val="70AD47" w:themeColor="accent6"/>
+          <w:sz w:val="24"/>
+          <w:szCs w:val="24"/>
+        </w:rPr>
+        <w:t>getjobs</w:t>
+      </w:r>
+      <w:proofErr w:type="spellEnd"/>
+      <w:r>
+        <w:rPr>
+          <w:color w:val="70AD47" w:themeColor="accent6"/>
+          <w:sz w:val="24"/>
+          <w:szCs w:val="24"/>
+        </w:rPr>
+        <w:t xml:space="preserve">, identify, </w:t>
+      </w:r>
+      <w:proofErr w:type="spellStart"/>
+      <w:r>
+        <w:rPr>
+          <w:color w:val="70AD47" w:themeColor="accent6"/>
+          <w:sz w:val="24"/>
+          <w:szCs w:val="24"/>
+        </w:rPr>
+        <w:t>jobattributes</w:t>
+      </w:r>
+      <w:proofErr w:type="spellEnd"/>
+      <w:r>
+        <w:rPr>
+          <w:color w:val="70AD47" w:themeColor="accent6"/>
+          <w:sz w:val="24"/>
+          <w:szCs w:val="24"/>
+        </w:rPr>
+        <w:t xml:space="preserve">, or </w:t>
+      </w:r>
+      <w:proofErr w:type="spellStart"/>
+      <w:r>
+        <w:rPr>
+          <w:color w:val="70AD47" w:themeColor="accent6"/>
+          <w:sz w:val="24"/>
+          <w:szCs w:val="24"/>
+        </w:rPr>
+        <w:t>printjob</w:t>
+      </w:r>
+      <w:proofErr w:type="spellEnd"/>
+      <w:r>
+        <w:rPr>
+          <w:color w:val="70AD47" w:themeColor="accent6"/>
+          <w:sz w:val="24"/>
+          <w:szCs w:val="24"/>
+        </w:rPr>
+        <w:t>?</w:t>
+      </w:r>
+    </w:p>
+    <w:p>
+      <w:pPr>
+        <w:rPr>
+          <w:color w:val="70AD47" w:themeColor="accent6"/>
+          <w:sz w:val="24"/>
+          <w:szCs w:val="24"/>
+        </w:rPr>
+      </w:pPr>
+      <w:r>
+        <w:rPr>
+          <w:color w:val="70AD47" w:themeColor="accent6"/>
+          <w:sz w:val="24"/>
+          <w:szCs w:val="24"/>
+        </w:rPr>
+        <w:t>Create</w:t>
+      </w:r>
+    </w:p>
+    <w:p>
+      <w:pPr>
+        <w:rPr>
+          <w:b/>
+          <w:bCs/>
+          <w:sz w:val="24"/>
+          <w:szCs w:val="24"/>
+        </w:rPr>
+      </w:pPr>
+      <w:r>
+        <w:rPr>
+          <w:b/>
+          <w:bCs/>
+          <w:sz w:val="24"/>
+          <w:szCs w:val="24"/>
+        </w:rPr>
+        <w:t>The reply:</w:t>
+      </w:r>
+    </w:p>
+    <w:p>
+      <w:pPr>
+        <w:rPr>
+          <w:color w:val="4472C4" w:themeColor="accent1"/>
+          <w:sz w:val="24"/>
+          <w:szCs w:val="24"/>
+        </w:rPr>
+      </w:pPr>
+      <w:r>
+        <w:rPr>
+          <w:color w:val="4472C4" w:themeColor="accent1"/>
+          <w:sz w:val="24"/>
+          <w:szCs w:val="24"/>
+        </w:rPr>
+        <w:t>Status: 1</w:t>
+      </w:r>
+    </w:p>
+    <w:p>
+      <w:pPr>
+        <w:rPr>
+          <w:color w:val="4472C4" w:themeColor="accent1"/>
+          <w:sz w:val="24"/>
+          <w:szCs w:val="24"/>
+        </w:rPr>
+      </w:pPr>
+      <w:r>
+        <w:rPr>
+          <w:color w:val="4472C4" w:themeColor="accent1"/>
+          <w:sz w:val="24"/>
+          <w:szCs w:val="24"/>
+        </w:rPr>
+        <w:t>Job successfully created on printer HPM528, id of job is: 8</w:t>
+      </w:r>
+    </w:p>
+    <w:p>
+      <w:pPr>
+        <w:rPr>
+          <w:color w:val="4472C4" w:themeColor="accent1"/>
+          <w:sz w:val="24"/>
+          <w:szCs w:val="24"/>
+        </w:rPr>
+      </w:pPr>
+      <w:r>
+        <w:rPr>
+          <w:color w:val="4472C4" w:themeColor="accent1"/>
+          <w:sz w:val="24"/>
+          <w:szCs w:val="24"/>
+        </w:rPr>
+        <w:lastRenderedPageBreak/>
+        <w:t>IPP print request completed</w:t>
+      </w:r>
+    </w:p>
+    <w:p>
+      <w:pPr>
+        <w:rPr>
+          <w:color w:val="4472C4" w:themeColor="accent1"/>
+          <w:sz w:val="24"/>
+          <w:szCs w:val="24"/>
+        </w:rPr>
+      </w:pPr>
+    </w:p>
+    <w:p>
+      <w:pPr>
+        <w:rPr>
+          <w:b/>
+          <w:bCs/>
+          <w:sz w:val="24"/>
+          <w:szCs w:val="24"/>
+        </w:rPr>
+      </w:pPr>
+      <w:r>
+        <w:rPr>
+          <w:b/>
+          <w:bCs/>
+          <w:sz w:val="24"/>
+          <w:szCs w:val="24"/>
+        </w:rPr>
+        <w:t>To print a job using send-document</w:t>
+      </w:r>
+    </w:p>
+    <w:p>
+      <w:pPr>
+        <w:rPr>
+          <w:color w:val="70AD47" w:themeColor="accent6"/>
+          <w:sz w:val="24"/>
+          <w:szCs w:val="24"/>
+        </w:rPr>
+      </w:pPr>
+      <w:r>
+        <w:rPr>
+          <w:noProof/>
+          <w:color w:val="70AD47" w:themeColor="accent6"/>
+          <w:sz w:val="24"/>
+          <w:szCs w:val="24"/>
+        </w:rPr>
+        <mc:AlternateContent>
+          <mc:Choice Requires="wpi">
+            <w:drawing>
+              <wp:anchor distT="0" distB="0" distL="114300" distR="114300" simplePos="0" relativeHeight="251667456" behindDoc="0" locked="0" layoutInCell="1" allowOverlap="1" wp14:anchorId="5FEFD6BF" wp14:editId="2F4DFFA4">
+                <wp:simplePos x="0" y="0"/>
+                <wp:positionH relativeFrom="column">
+                  <wp:posOffset>609705</wp:posOffset>
+                </wp:positionH>
+                <wp:positionV relativeFrom="paragraph">
+                  <wp:posOffset>507335</wp:posOffset>
+                </wp:positionV>
+                <wp:extent cx="933840" cy="19440"/>
+                <wp:effectExtent l="95250" t="152400" r="95250" b="152400"/>
+                <wp:wrapNone/>
+                <wp:docPr id="634390785" name="Ink 9"/>
+                <wp:cNvGraphicFramePr/>
+                <a:graphic xmlns:a="http://schemas.openxmlformats.org/drawingml/2006/main">
+                  <a:graphicData uri="http://schemas.microsoft.com/office/word/2010/wordprocessingInk">
+                    <w14:contentPart bwMode="auto" r:id="rId19">
+                      <w14:nvContentPartPr>
+                        <w14:cNvContentPartPr/>
+                      </w14:nvContentPartPr>
+                      <w14:xfrm>
+                        <a:off x="0" y="0"/>
+                        <a:ext cx="933840" cy="19440"/>
+                      </w14:xfrm>
+                    </w14:contentPart>
+                  </a:graphicData>
+                </a:graphic>
+              </wp:anchor>
+            </w:drawing>
+          </mc:Choice>
+          <mc:Fallback>
+            <w:pict>
+              <v:shape w14:anchorId="323B9844" id="Ink 9" o:spid="_x0000_s1026" type="#_x0000_t75" style="position:absolute;margin-left:43.75pt;margin-top:31.45pt;width:82.05pt;height:18.55pt;z-index:251667456;visibility:visible;mso-wrap-style:square;mso-wrap-distance-left:9pt;mso-wrap-distance-top:0;mso-wrap-distance-right:9pt;mso-wrap-distance-bottom:0;mso-position-horizontal:absolute;mso-position-horizontal-relative:text;mso-position-vertical:absolute;mso-position-vertical-relative:text" o:gfxdata="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">
+                <v:imagedata r:id="rId20" o:title=""/>
+              </v:shape>
+            </w:pict>
+          </mc:Fallback>
+        </mc:AlternateContent>
+      </w:r>
+      <w:r>
+        <w:rPr>
+          <w:color w:val="70AD47" w:themeColor="accent6"/>
+          <w:sz w:val="24"/>
+          <w:szCs w:val="24"/>
+        </w:rPr>
+        <w:t>C:\Users\jpmsp&gt;"D:\BACKUP\IPP Book\Chap6 Additional RFC IPP Operations\Code\CsIppRequests\IppPrintRequest\bin\Release\IppPrintRequest.exe" c:\temp\jobattributes.txt</w:t>
+      </w:r>
+    </w:p>
+    <w:p>
+      <w:pPr>
+        <w:rPr>
+          <w:color w:val="70AD47" w:themeColor="accent6"/>
+          <w:sz w:val="24"/>
+          <w:szCs w:val="24"/>
+        </w:rPr>
+      </w:pPr>
+      <w:r>
+        <w:rPr>
+          <w:color w:val="70AD47" w:themeColor="accent6"/>
+          <w:sz w:val="24"/>
+          <w:szCs w:val="24"/>
+        </w:rPr>
+        <w:t>Enter the IPP printer to use:</w:t>
+      </w:r>
+    </w:p>
+    <w:p>
+      <w:pPr>
+        <w:rPr>
+          <w:color w:val="70AD47" w:themeColor="accent6"/>
+          <w:sz w:val="24"/>
+          <w:szCs w:val="24"/>
+        </w:rPr>
+      </w:pPr>
+      <w:r>
+        <w:rPr>
+          <w:noProof/>
+          <w:color w:val="70AD47" w:themeColor="accent6"/>
+          <w:sz w:val="24"/>
+          <w:szCs w:val="24"/>
+        </w:rPr>
+        <mc:AlternateContent>
+          <mc:Choice Requires="wpi">
+            <w:drawing>
+              <wp:anchor distT="0" distB="0" distL="114300" distR="114300" simplePos="0" relativeHeight="251668480" behindDoc="0" locked="0" layoutInCell="1" allowOverlap="1" wp14:anchorId="3BB32FDF" wp14:editId="249A2477">
+                <wp:simplePos x="0" y="0"/>
+                <wp:positionH relativeFrom="column">
+                  <wp:posOffset>18945</wp:posOffset>
+                </wp:positionH>
+                <wp:positionV relativeFrom="paragraph">
+                  <wp:posOffset>36900</wp:posOffset>
+                </wp:positionV>
+                <wp:extent cx="508320" cy="54360"/>
+                <wp:effectExtent l="95250" t="152400" r="101600" b="155575"/>
+                <wp:wrapNone/>
+                <wp:docPr id="485863509" name="Ink 10"/>
+                <wp:cNvGraphicFramePr/>
+                <a:graphic xmlns:a="http://schemas.openxmlformats.org/drawingml/2006/main">
+                  <a:graphicData uri="http://schemas.microsoft.com/office/word/2010/wordprocessingInk">
+                    <w14:contentPart bwMode="auto" r:id="rId21">
+                      <w14:nvContentPartPr>
+                        <w14:cNvContentPartPr/>
+                      </w14:nvContentPartPr>
+                      <w14:xfrm>
+                        <a:off x="0" y="0"/>
+                        <a:ext cx="508320" cy="54360"/>
+                      </w14:xfrm>
+                    </w14:contentPart>
+                  </a:graphicData>
+                </a:graphic>
+              </wp:anchor>
+            </w:drawing>
+          </mc:Choice>
+          <mc:Fallback>
+            <w:pict>
+              <v:shape w14:anchorId="77B0A822" id="Ink 10" o:spid="_x0000_s1026" type="#_x0000_t75" style="position:absolute;margin-left:-2.75pt;margin-top:-5.6pt;width:48.55pt;height:21.3pt;z-index:251668480;visibility:visible;mso-wrap-style:square;mso-wrap-distance-left:9pt;mso-wrap-distance-top:0;mso-wrap-distance-right:9pt;mso-wrap-distance-bottom:0;mso-position-horizontal:absolute;mso-position-horizontal-relative:text;mso-position-vertical:absolute;mso-position-vertical-relative:text" o:gfxdata="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">
+                <v:imagedata r:id="rId22" o:title=""/>
+              </v:shape>
+            </w:pict>
+          </mc:Fallback>
+        </mc:AlternateContent>
+      </w:r>
+      <w:r>
+        <w:rPr>
+          <w:color w:val="70AD47" w:themeColor="accent6"/>
+          <w:sz w:val="24"/>
+          <w:szCs w:val="24"/>
+        </w:rPr>
+        <w:t>HPM528</w:t>
+      </w:r>
+    </w:p>
+    <w:p>
+      <w:pPr>
+        <w:rPr>
+          <w:color w:val="70AD47" w:themeColor="accent6"/>
+          <w:sz w:val="24"/>
+          <w:szCs w:val="24"/>
+        </w:rPr>
+      </w:pPr>
+      <w:r>
+        <w:rPr>
+          <w:color w:val="70AD47" w:themeColor="accent6"/>
+          <w:sz w:val="24"/>
+          <w:szCs w:val="24"/>
+        </w:rPr>
+        <w:t xml:space="preserve">Would you like to </w:t>
+      </w:r>
+      <w:proofErr w:type="spellStart"/>
+      <w:r>
+        <w:rPr>
+          <w:color w:val="70AD47" w:themeColor="accent6"/>
+          <w:sz w:val="24"/>
+          <w:szCs w:val="24"/>
+        </w:rPr>
+        <w:t>getattributes</w:t>
+      </w:r>
+      <w:proofErr w:type="spellEnd"/>
+      <w:r>
+        <w:rPr>
+          <w:color w:val="70AD47" w:themeColor="accent6"/>
+          <w:sz w:val="24"/>
+          <w:szCs w:val="24"/>
+        </w:rPr>
+        <w:t xml:space="preserve">, validate, create, cancel, </w:t>
+      </w:r>
+      <w:proofErr w:type="spellStart"/>
+      <w:r>
+        <w:rPr>
+          <w:color w:val="70AD47" w:themeColor="accent6"/>
+          <w:sz w:val="24"/>
+          <w:szCs w:val="24"/>
+        </w:rPr>
+        <w:t>senddoc</w:t>
+      </w:r>
+      <w:proofErr w:type="spellEnd"/>
+      <w:r>
+        <w:rPr>
+          <w:color w:val="70AD47" w:themeColor="accent6"/>
+          <w:sz w:val="24"/>
+          <w:szCs w:val="24"/>
+        </w:rPr>
+        <w:t xml:space="preserve">, </w:t>
+      </w:r>
+      <w:proofErr w:type="spellStart"/>
+      <w:r>
+        <w:rPr>
+          <w:color w:val="70AD47" w:themeColor="accent6"/>
+          <w:sz w:val="24"/>
+          <w:szCs w:val="24"/>
+        </w:rPr>
+        <w:t>getjobs</w:t>
+      </w:r>
+      <w:proofErr w:type="spellEnd"/>
+      <w:r>
+        <w:rPr>
+          <w:color w:val="70AD47" w:themeColor="accent6"/>
+          <w:sz w:val="24"/>
+          <w:szCs w:val="24"/>
+        </w:rPr>
+        <w:t xml:space="preserve">, identify, </w:t>
+      </w:r>
+      <w:proofErr w:type="spellStart"/>
+      <w:r>
+        <w:rPr>
+          <w:color w:val="70AD47" w:themeColor="accent6"/>
+          <w:sz w:val="24"/>
+          <w:szCs w:val="24"/>
+        </w:rPr>
+        <w:t>jobattributes</w:t>
+      </w:r>
+      <w:proofErr w:type="spellEnd"/>
+      <w:r>
+        <w:rPr>
+          <w:color w:val="70AD47" w:themeColor="accent6"/>
+          <w:sz w:val="24"/>
+          <w:szCs w:val="24"/>
+        </w:rPr>
+        <w:t xml:space="preserve">, or </w:t>
+      </w:r>
+      <w:proofErr w:type="spellStart"/>
+      <w:r>
+        <w:rPr>
+          <w:color w:val="70AD47" w:themeColor="accent6"/>
+          <w:sz w:val="24"/>
+          <w:szCs w:val="24"/>
+        </w:rPr>
+        <w:t>printjob</w:t>
+      </w:r>
+      <w:proofErr w:type="spellEnd"/>
+      <w:r>
+        <w:rPr>
+          <w:color w:val="70AD47" w:themeColor="accent6"/>
+          <w:sz w:val="24"/>
+          <w:szCs w:val="24"/>
+        </w:rPr>
+        <w:t>?</w:t>
+      </w:r>
+    </w:p>
+    <w:p>
+      <w:pPr>
+        <w:rPr>
+          <w:color w:val="70AD47" w:themeColor="accent6"/>
+          <w:sz w:val="24"/>
+          <w:szCs w:val="24"/>
+        </w:rPr>
+      </w:pPr>
+      <w:proofErr w:type="spellStart"/>
+      <w:r>
+        <w:rPr>
+          <w:color w:val="70AD47" w:themeColor="accent6"/>
+          <w:sz w:val="24"/>
+          <w:szCs w:val="24"/>
+        </w:rPr>
+        <w:t>senddoc</w:t>
+      </w:r>
+      <w:proofErr w:type="spellEnd"/>
+    </w:p>
+    <w:p>
+      <w:pPr>
+        <w:rPr>
+          <w:color w:val="70AD47" w:themeColor="accent6"/>
+          <w:sz w:val="24"/>
+          <w:szCs w:val="24"/>
+        </w:rPr>
+      </w:pPr>
+      <w:r>
+        <w:rPr>
+          <w:color w:val="70AD47" w:themeColor="accent6"/>
+          <w:sz w:val="24"/>
+          <w:szCs w:val="24"/>
+        </w:rPr>
+        <w:t>Enter the job id:</w:t>
+      </w:r>
+    </w:p>
+    <w:p>
+      <w:pPr>
+        <w:rPr>
+          <w:color w:val="70AD47" w:themeColor="accent6"/>
+          <w:sz w:val="24"/>
+          <w:szCs w:val="24"/>
+        </w:rPr>
+      </w:pPr>
+      <w:r>
+        <w:rPr>
+          <w:color w:val="70AD47" w:themeColor="accent6"/>
+          <w:sz w:val="24"/>
+          <w:szCs w:val="24"/>
+        </w:rPr>
+        <w:t>8</w:t>
+      </w:r>
+    </w:p>
+    <w:p>
+      <w:pPr>
+        <w:rPr>
+          <w:color w:val="70AD47" w:themeColor="accent6"/>
+          <w:sz w:val="24"/>
+          <w:szCs w:val="24"/>
+        </w:rPr>
+      </w:pPr>
+      <w:r>
+        <w:rPr>
+          <w:color w:val="70AD47" w:themeColor="accent6"/>
+          <w:sz w:val="24"/>
+          <w:szCs w:val="24"/>
+        </w:rPr>
+        <w:t>Enter the file to print:</w:t>
+      </w:r>
+    </w:p>
+    <w:p>
+      <w:pPr>
+        <w:rPr>
+          <w:color w:val="70AD47" w:themeColor="accent6"/>
+          <w:sz w:val="24"/>
+          <w:szCs w:val="24"/>
+        </w:rPr>
+      </w:pPr>
+      <w:r>
+        <w:rPr>
+          <w:color w:val="70AD47" w:themeColor="accent6"/>
+          <w:sz w:val="24"/>
+          <w:szCs w:val="24"/>
+        </w:rPr>
+        <w:t>c:\temp\test1.pdf</w:t>
+      </w:r>
+    </w:p>
+    <w:p>
+      <w:pPr>
+        <w:rPr>
+          <w:color w:val="70AD47" w:themeColor="accent6"/>
+          <w:sz w:val="24"/>
+          <w:szCs w:val="24"/>
+        </w:rPr>
+      </w:pPr>
+      <w:r>
+        <w:rPr>
+          <w:color w:val="70AD47" w:themeColor="accent6"/>
+          <w:sz w:val="24"/>
+          <w:szCs w:val="24"/>
+        </w:rPr>
+        <w:t>Is this the last document: Y/N?</w:t>
+      </w:r>
+    </w:p>
+    <w:p>
+      <w:pPr>
+        <w:rPr>
+          <w:color w:val="70AD47" w:themeColor="accent6"/>
+          <w:sz w:val="24"/>
+          <w:szCs w:val="24"/>
+        </w:rPr>
+      </w:pPr>
+      <w:r>
+        <w:rPr>
+          <w:color w:val="70AD47" w:themeColor="accent6"/>
+          <w:sz w:val="24"/>
+          <w:szCs w:val="24"/>
+        </w:rPr>
+        <w:t>Y</w:t>
+      </w:r>
+    </w:p>
+    <w:p>
+      <w:pPr>
+        <w:rPr>
+          <w:b/>
+          <w:bCs/>
+          <w:sz w:val="24"/>
+          <w:szCs w:val="24"/>
+        </w:rPr>
+      </w:pPr>
+      <w:r>
+        <w:rPr>
+          <w:b/>
+          <w:bCs/>
+          <w:sz w:val="24"/>
+          <w:szCs w:val="24"/>
+        </w:rPr>
+        <w:t>The reply:</w:t>
+      </w:r>
+    </w:p>
+    <w:p>
+      <w:pPr>
+        <w:rPr>
+          <w:color w:val="4472C4" w:themeColor="accent1"/>
+          <w:sz w:val="24"/>
+          <w:szCs w:val="24"/>
+        </w:rPr>
+      </w:pPr>
+      <w:r>
+        <w:rPr>
+          <w:color w:val="4472C4" w:themeColor="accent1"/>
+          <w:sz w:val="24"/>
+          <w:szCs w:val="24"/>
+        </w:rPr>
+        <w:t>Status: 0</w:t>
+      </w:r>
+    </w:p>
+    <w:p>
+      <w:pPr>
+        <w:rPr>
+          <w:color w:val="4472C4" w:themeColor="accent1"/>
+          <w:sz w:val="24"/>
+          <w:szCs w:val="24"/>
+        </w:rPr>
+      </w:pPr>
+      <w:r>
+        <w:rPr>
+          <w:color w:val="4472C4" w:themeColor="accent1"/>
+          <w:sz w:val="24"/>
+          <w:szCs w:val="24"/>
+        </w:rPr>
+        <w:t>Job successfully sent to printer</w:t>
+      </w:r>
+    </w:p>
+    <w:p>
+      <w:pPr>
+        <w:rPr>
+          <w:color w:val="4472C4" w:themeColor="accent1"/>
+          <w:sz w:val="24"/>
+          <w:szCs w:val="24"/>
+        </w:rPr>
+      </w:pPr>
+      <w:r>
+        <w:rPr>
+          <w:color w:val="4472C4" w:themeColor="accent1"/>
+          <w:sz w:val="24"/>
+          <w:szCs w:val="24"/>
+        </w:rPr>
+        <w:t>IPP print request completed</w:t>
+      </w:r>
+    </w:p>
+    <w:p>
+      <w:pPr>
+        <w:rPr>
+          <w:color w:val="4472C4" w:themeColor="accent1"/>
+          <w:sz w:val="24"/>
+          <w:szCs w:val="24"/>
+        </w:rPr>
+      </w:pPr>
+    </w:p>
+    <w:p>
+      <w:pPr>
+        <w:rPr>
+          <w:b/>
+          <w:bCs/>
+          <w:color w:val="000000" w:themeColor="text1"/>
+          <w:sz w:val="24"/>
+          <w:szCs w:val="24"/>
+        </w:rPr>
+      </w:pPr>
     </w:p>
     <w:sectPr>
       <w:pgSz w:w="12240" w:h="15840"/>
@@ -3797,6 +5201,216 @@
 </w:styles>
 </file>
 
+<file path=word/ink/ink1.xml><?xml version="1.0" encoding="utf-8"?>
+<inkml:ink xmlns:inkml="http://www.w3.org/2003/InkML">
+  <inkml:definitions>
+    <inkml:context xml:id="ctx0">
+      <inkml:inkSource xml:id="inkSrc0">
+        <inkml:traceFormat>
+          <inkml:channel name="X" type="integer" min="-2.14748E9" max="2.14748E9" units="cm"/>
+          <inkml:channel name="Y" type="integer" min="-2.14748E9" max="2.14748E9" units="cm"/>
+          <inkml:channel name="F" type="integer" max="32767" units="dev"/>
+        </inkml:traceFormat>
+        <inkml:channelProperties>
+          <inkml:channelProperty channel="X" name="resolution" value="1000" units="1/cm"/>
+          <inkml:channelProperty channel="Y" name="resolution" value="1000" units="1/cm"/>
+          <inkml:channelProperty channel="F" name="resolution" value="0" units="1/dev"/>
+        </inkml:channelProperties>
+      </inkml:inkSource>
+      <inkml:timestamp xml:id="ts0" timeString="2025-11-07T15:07:10.693"/>
+    </inkml:context>
+    <inkml:brush xml:id="br0">
+      <inkml:brushProperty name="width" value="0.035" units="cm"/>
+      <inkml:brushProperty name="height" value="0.035" units="cm"/>
+      <inkml:brushProperty name="color" value="#E71224"/>
+    </inkml:brush>
+  </inkml:definitions>
+  <inkml:trace contextRef="#ctx0" brushRef="#br0">21 0 24575,'-9'0'0,"-3"0"-8191</inkml:trace>
+</inkml:ink>
+</file>
+
+<file path=word/ink/ink2.xml><?xml version="1.0" encoding="utf-8"?>
+<inkml:ink xmlns:inkml="http://www.w3.org/2003/InkML">
+  <inkml:definitions>
+    <inkml:context xml:id="ctx0">
+      <inkml:inkSource xml:id="inkSrc0">
+        <inkml:traceFormat>
+          <inkml:channel name="X" type="integer" min="-2.14748E9" max="2.14748E9" units="cm"/>
+          <inkml:channel name="Y" type="integer" min="-2.14748E9" max="2.14748E9" units="cm"/>
+          <inkml:channel name="F" type="integer" max="32767" units="dev"/>
+        </inkml:traceFormat>
+        <inkml:channelProperties>
+          <inkml:channelProperty channel="X" name="resolution" value="1000" units="1/cm"/>
+          <inkml:channelProperty channel="Y" name="resolution" value="1000" units="1/cm"/>
+          <inkml:channelProperty channel="F" name="resolution" value="0" units="1/dev"/>
+        </inkml:channelProperties>
+      </inkml:inkSource>
+      <inkml:timestamp xml:id="ts0" timeString="2025-11-07T15:04:56.394"/>
+    </inkml:context>
+    <inkml:brush xml:id="br0">
+      <inkml:brushProperty name="width" value="0.3" units="cm"/>
+      <inkml:brushProperty name="height" value="0.6" units="cm"/>
+      <inkml:brushProperty name="color" value="#FFFC00"/>
+      <inkml:brushProperty name="tip" value="rectangle"/>
+      <inkml:brushProperty name="rasterOp" value="maskPen"/>
+      <inkml:brushProperty name="ignorePressure" value="1"/>
+    </inkml:brush>
+  </inkml:definitions>
+  <inkml:trace contextRef="#ctx0" brushRef="#br0">0 0 0,'2699'0'0</inkml:trace>
+</inkml:ink>
+</file>
+
+<file path=word/ink/ink3.xml><?xml version="1.0" encoding="utf-8"?>
+<inkml:ink xmlns:inkml="http://www.w3.org/2003/InkML">
+  <inkml:definitions>
+    <inkml:context xml:id="ctx0">
+      <inkml:inkSource xml:id="inkSrc0">
+        <inkml:traceFormat>
+          <inkml:channel name="X" type="integer" min="-2.14748E9" max="2.14748E9" units="cm"/>
+          <inkml:channel name="Y" type="integer" min="-2.14748E9" max="2.14748E9" units="cm"/>
+          <inkml:channel name="F" type="integer" max="32767" units="dev"/>
+        </inkml:traceFormat>
+        <inkml:channelProperties>
+          <inkml:channelProperty channel="X" name="resolution" value="1000" units="1/cm"/>
+          <inkml:channelProperty channel="Y" name="resolution" value="1000" units="1/cm"/>
+          <inkml:channelProperty channel="F" name="resolution" value="0" units="1/dev"/>
+        </inkml:channelProperties>
+      </inkml:inkSource>
+      <inkml:timestamp xml:id="ts0" timeString="2025-11-07T15:04:38.132"/>
+    </inkml:context>
+    <inkml:brush xml:id="br0">
+      <inkml:brushProperty name="width" value="0.3" units="cm"/>
+      <inkml:brushProperty name="height" value="0.6" units="cm"/>
+      <inkml:brushProperty name="color" value="#FFFC00"/>
+      <inkml:brushProperty name="tip" value="rectangle"/>
+      <inkml:brushProperty name="rasterOp" value="maskPen"/>
+      <inkml:brushProperty name="ignorePressure" value="1"/>
+    </inkml:brush>
+  </inkml:definitions>
+  <inkml:trace contextRef="#ctx0" brushRef="#br0">1799 106 0,'-1799'-105'0</inkml:trace>
+</inkml:ink>
+</file>
+
+<file path=word/ink/ink4.xml><?xml version="1.0" encoding="utf-8"?>
+<inkml:ink xmlns:inkml="http://www.w3.org/2003/InkML">
+  <inkml:definitions>
+    <inkml:context xml:id="ctx0">
+      <inkml:inkSource xml:id="inkSrc0">
+        <inkml:traceFormat>
+          <inkml:channel name="X" type="integer" min="-2.14748E9" max="2.14748E9" units="cm"/>
+          <inkml:channel name="Y" type="integer" min="-2.14748E9" max="2.14748E9" units="cm"/>
+        </inkml:traceFormat>
+        <inkml:channelProperties>
+          <inkml:channelProperty channel="X" name="resolution" value="1000" units="1/cm"/>
+          <inkml:channelProperty channel="Y" name="resolution" value="1000" units="1/cm"/>
+        </inkml:channelProperties>
+      </inkml:inkSource>
+      <inkml:timestamp xml:id="ts0" timeString="2025-11-07T15:05:02.138"/>
+    </inkml:context>
+    <inkml:brush xml:id="br0">
+      <inkml:brushProperty name="width" value="0.3" units="cm"/>
+      <inkml:brushProperty name="height" value="0.6" units="cm"/>
+      <inkml:brushProperty name="color" value="#FFFC00"/>
+      <inkml:brushProperty name="tip" value="rectangle"/>
+      <inkml:brushProperty name="rasterOp" value="maskPen"/>
+      <inkml:brushProperty name="ignorePressure" value="1"/>
+    </inkml:brush>
+  </inkml:definitions>
+  <inkml:trace contextRef="#ctx0" brushRef="#br0">0 57,'48'-3,"-1"-1,50-12,23-3,539 5,-418 17,1305-3,-1501 0</inkml:trace>
+</inkml:ink>
+</file>
+
+<file path=word/ink/ink5.xml><?xml version="1.0" encoding="utf-8"?>
+<inkml:ink xmlns:inkml="http://www.w3.org/2003/InkML">
+  <inkml:definitions>
+    <inkml:context xml:id="ctx0">
+      <inkml:inkSource xml:id="inkSrc0">
+        <inkml:traceFormat>
+          <inkml:channel name="X" type="integer" min="-2.14748E9" max="2.14748E9" units="cm"/>
+          <inkml:channel name="Y" type="integer" min="-2.14748E9" max="2.14748E9" units="cm"/>
+          <inkml:channel name="F" type="integer" max="32767" units="dev"/>
+        </inkml:traceFormat>
+        <inkml:channelProperties>
+          <inkml:channelProperty channel="X" name="resolution" value="1000" units="1/cm"/>
+          <inkml:channelProperty channel="Y" name="resolution" value="1000" units="1/cm"/>
+          <inkml:channelProperty channel="F" name="resolution" value="0" units="1/dev"/>
+        </inkml:channelProperties>
+      </inkml:inkSource>
+      <inkml:timestamp xml:id="ts0" timeString="2025-11-07T15:04:50.386"/>
+    </inkml:context>
+    <inkml:brush xml:id="br0">
+      <inkml:brushProperty name="width" value="0.3" units="cm"/>
+      <inkml:brushProperty name="height" value="0.6" units="cm"/>
+      <inkml:brushProperty name="color" value="#FFFC00"/>
+      <inkml:brushProperty name="tip" value="rectangle"/>
+      <inkml:brushProperty name="rasterOp" value="maskPen"/>
+      <inkml:brushProperty name="ignorePressure" value="1"/>
+    </inkml:brush>
+  </inkml:definitions>
+  <inkml:trace contextRef="#ctx0" brushRef="#br0">0 0 0,'1642'0'0</inkml:trace>
+</inkml:ink>
+</file>
+
+<file path=word/ink/ink6.xml><?xml version="1.0" encoding="utf-8"?>
+<inkml:ink xmlns:inkml="http://www.w3.org/2003/InkML">
+  <inkml:definitions>
+    <inkml:context xml:id="ctx0">
+      <inkml:inkSource xml:id="inkSrc0">
+        <inkml:traceFormat>
+          <inkml:channel name="X" type="integer" min="-2.14748E9" max="2.14748E9" units="cm"/>
+          <inkml:channel name="Y" type="integer" min="-2.14748E9" max="2.14748E9" units="cm"/>
+          <inkml:channel name="F" type="integer" max="32767" units="dev"/>
+        </inkml:traceFormat>
+        <inkml:channelProperties>
+          <inkml:channelProperty channel="X" name="resolution" value="1000" units="1/cm"/>
+          <inkml:channelProperty channel="Y" name="resolution" value="1000" units="1/cm"/>
+          <inkml:channelProperty channel="F" name="resolution" value="0" units="1/dev"/>
+        </inkml:channelProperties>
+      </inkml:inkSource>
+      <inkml:timestamp xml:id="ts0" timeString="2025-11-07T15:05:14.677"/>
+    </inkml:context>
+    <inkml:brush xml:id="br0">
+      <inkml:brushProperty name="width" value="0.3" units="cm"/>
+      <inkml:brushProperty name="height" value="0.6" units="cm"/>
+      <inkml:brushProperty name="color" value="#FFFC00"/>
+      <inkml:brushProperty name="tip" value="rectangle"/>
+      <inkml:brushProperty name="rasterOp" value="maskPen"/>
+      <inkml:brushProperty name="ignorePressure" value="1"/>
+    </inkml:brush>
+  </inkml:definitions>
+  <inkml:trace contextRef="#ctx0" brushRef="#br0">0 0 0,'2593'53'0</inkml:trace>
+</inkml:ink>
+</file>
+
+<file path=word/ink/ink7.xml><?xml version="1.0" encoding="utf-8"?>
+<inkml:ink xmlns:inkml="http://www.w3.org/2003/InkML">
+  <inkml:definitions>
+    <inkml:context xml:id="ctx0">
+      <inkml:inkSource xml:id="inkSrc0">
+        <inkml:traceFormat>
+          <inkml:channel name="X" type="integer" min="-2.14748E9" max="2.14748E9" units="cm"/>
+          <inkml:channel name="Y" type="integer" min="-2.14748E9" max="2.14748E9" units="cm"/>
+        </inkml:traceFormat>
+        <inkml:channelProperties>
+          <inkml:channelProperty channel="X" name="resolution" value="1000" units="1/cm"/>
+          <inkml:channelProperty channel="Y" name="resolution" value="1000" units="1/cm"/>
+        </inkml:channelProperties>
+      </inkml:inkSource>
+      <inkml:timestamp xml:id="ts0" timeString="2025-11-07T15:05:16.686"/>
+    </inkml:context>
+    <inkml:brush xml:id="br0">
+      <inkml:brushProperty name="width" value="0.3" units="cm"/>
+      <inkml:brushProperty name="height" value="0.6" units="cm"/>
+      <inkml:brushProperty name="color" value="#FFFC00"/>
+      <inkml:brushProperty name="tip" value="rectangle"/>
+      <inkml:brushProperty name="rasterOp" value="maskPen"/>
+      <inkml:brushProperty name="ignorePressure" value="1"/>
+    </inkml:brush>
+  </inkml:definitions>
+  <inkml:trace contextRef="#ctx0" brushRef="#br0">0 151,'9'0,"12"0,20 0,22 0,18 0,21-9,31-3,10-8,16-1,0 3,0-4,-19 1,-24 5,-31 5</inkml:trace>
+</inkml:ink>
+</file>
+
 <file path=word/theme/theme1.xml><?xml version="1.0" encoding="utf-8"?>
 <a:theme xmlns:a="http://schemas.openxmlformats.org/drawingml/2006/main" name="Office Theme">
   <a:themeElements>
@@ -4093,6 +5707,17 @@
 </file>
 
 <file path=customXml/item1.xml><?xml version="1.0" encoding="utf-8"?>
+<p:properties xmlns:p="http://schemas.microsoft.com/office/2006/metadata/properties" xmlns:xsi="http://www.w3.org/2001/XMLSchema-instance" xmlns:pc="http://schemas.microsoft.com/office/infopath/2007/PartnerControls">
+  <documentManagement>
+    <lcf76f155ced4ddcb4097134ff3c332f xmlns="97d0eb7d-8f74-468c-84b5-444d324e312c">
+      <Terms xmlns="http://schemas.microsoft.com/office/infopath/2007/PartnerControls"/>
+    </lcf76f155ced4ddcb4097134ff3c332f>
+    <TaxCatchAll xmlns="077a6c04-572a-4e63-b032-88d62eed3a24" xsi:nil="true"/>
+  </documentManagement>
+</p:properties>
+</file>
+
+<file path=customXml/item2.xml><?xml version="1.0" encoding="utf-8"?>
 <ct:contentTypeSchema xmlns:ct="http://schemas.microsoft.com/office/2006/metadata/contentType" xmlns:ma="http://schemas.microsoft.com/office/2006/metadata/properties/metaAttributes" ct:_="" ma:_="" ma:contentTypeName="Document" ma:contentTypeID="0x0101005BF202831FBBC54187B40D67955BDDBF" ma:contentTypeVersion="15" ma:contentTypeDescription="Create a new document." ma:contentTypeScope="" ma:versionID="4cb25d314d7fb3320478105b5c1b3246">
   <xsd:schema xmlns:xsd="http://www.w3.org/2001/XMLSchema" xmlns:xs="http://www.w3.org/2001/XMLSchema" xmlns:p="http://schemas.microsoft.com/office/2006/metadata/properties" xmlns:ns2="077a6c04-572a-4e63-b032-88d62eed3a24" xmlns:ns3="97d0eb7d-8f74-468c-84b5-444d324e312c" targetNamespace="http://schemas.microsoft.com/office/2006/metadata/properties" ma:root="true" ma:fieldsID="1bb4862e16b50770d3555791ecf4cf1b" ns2:_="" ns3:_="">
     <xsd:import namespace="077a6c04-572a-4e63-b032-88d62eed3a24"/>
@@ -4311,7 +5936,7 @@
 </ct:contentTypeSchema>
 </file>
 
-<file path=customXml/item2.xml><?xml version="1.0" encoding="utf-8"?>
+<file path=customXml/item3.xml><?xml version="1.0" encoding="utf-8"?>
 <?mso-contentType ?>
 <FormTemplates xmlns="http://schemas.microsoft.com/sharepoint/v3/contenttype/forms">
   <Display>DocumentLibraryForm</Display>
@@ -4320,25 +5945,40 @@
 </FormTemplates>
 </file>
 
-<file path=customXml/item3.xml><?xml version="1.0" encoding="utf-8"?>
-<p:properties xmlns:p="http://schemas.microsoft.com/office/2006/metadata/properties" xmlns:xsi="http://www.w3.org/2001/XMLSchema-instance" xmlns:pc="http://schemas.microsoft.com/office/infopath/2007/PartnerControls">
-  <documentManagement>
-    <lcf76f155ced4ddcb4097134ff3c332f xmlns="97d0eb7d-8f74-468c-84b5-444d324e312c">
-      <Terms xmlns="http://schemas.microsoft.com/office/infopath/2007/PartnerControls"/>
-    </lcf76f155ced4ddcb4097134ff3c332f>
-    <TaxCatchAll xmlns="077a6c04-572a-4e63-b032-88d62eed3a24" xsi:nil="true"/>
-  </documentManagement>
-</p:properties>
-</file>
-
 <file path=customXml/itemProps1.xml><?xml version="1.0" encoding="utf-8"?>
-<ds:datastoreItem xmlns:ds="http://schemas.openxmlformats.org/officeDocument/2006/customXml" ds:itemID="{BF3DC151-4B01-4A30-992E-B0808FDA7E4F}"/>
+<ds:datastoreItem xmlns:ds="http://schemas.openxmlformats.org/officeDocument/2006/customXml" ds:itemID="{9C12EC25-A427-4E5C-9288-8232394295E6}">
+  <ds:schemaRefs>
+    <ds:schemaRef ds:uri="http://schemas.microsoft.com/office/2006/metadata/properties"/>
+    <ds:schemaRef ds:uri="http://schemas.microsoft.com/office/infopath/2007/PartnerControls"/>
+    <ds:schemaRef ds:uri="97d0eb7d-8f74-468c-84b5-444d324e312c"/>
+    <ds:schemaRef ds:uri="077a6c04-572a-4e63-b032-88d62eed3a24"/>
+  </ds:schemaRefs>
+</ds:datastoreItem>
 </file>
 
 <file path=customXml/itemProps2.xml><?xml version="1.0" encoding="utf-8"?>
-<ds:datastoreItem xmlns:ds="http://schemas.openxmlformats.org/officeDocument/2006/customXml" ds:itemID="{1241D20F-5230-4272-9155-9E9792DB7587}"/>
+<ds:datastoreItem xmlns:ds="http://schemas.openxmlformats.org/officeDocument/2006/customXml" ds:itemID="{BF3DC151-4B01-4A30-992E-B0808FDA7E4F}">
+  <ds:schemaRefs>
+    <ds:schemaRef ds:uri="http://schemas.microsoft.com/office/2006/metadata/contentType"/>
+    <ds:schemaRef ds:uri="http://schemas.microsoft.com/office/2006/metadata/properties/metaAttributes"/>
+    <ds:schemaRef ds:uri="http://www.w3.org/2001/XMLSchema"/>
+    <ds:schemaRef ds:uri="http://schemas.microsoft.com/office/2006/metadata/properties"/>
+    <ds:schemaRef ds:uri="077a6c04-572a-4e63-b032-88d62eed3a24"/>
+    <ds:schemaRef ds:uri="97d0eb7d-8f74-468c-84b5-444d324e312c"/>
+    <ds:schemaRef ds:uri="http://schemas.microsoft.com/office/2006/documentManagement/types"/>
+    <ds:schemaRef ds:uri="http://schemas.microsoft.com/office/infopath/2007/PartnerControls"/>
+    <ds:schemaRef ds:uri="http://schemas.openxmlformats.org/package/2006/metadata/core-properties"/>
+    <ds:schemaRef ds:uri="http://purl.org/dc/elements/1.1/"/>
+    <ds:schemaRef ds:uri="http://purl.org/dc/terms/"/>
+    <ds:schemaRef ds:uri="http://schemas.microsoft.com/internal/obd"/>
+  </ds:schemaRefs>
+</ds:datastoreItem>
 </file>
 
 <file path=customXml/itemProps3.xml><?xml version="1.0" encoding="utf-8"?>
-<ds:datastoreItem xmlns:ds="http://schemas.openxmlformats.org/officeDocument/2006/customXml" ds:itemID="{9C12EC25-A427-4E5C-9288-8232394295E6}"/>
+<ds:datastoreItem xmlns:ds="http://schemas.openxmlformats.org/officeDocument/2006/customXml" ds:itemID="{1241D20F-5230-4272-9155-9E9792DB7587}">
+  <ds:schemaRefs>
+    <ds:schemaRef ds:uri="http://schemas.microsoft.com/sharepoint/v3/contenttype/forms"/>
+  </ds:schemaRefs>
+</ds:datastoreItem>
 </file>